--- a/Backend/data/templates/mau-don-mien-giam-hoc-phi.docx
+++ b/Backend/data/templates/mau-don-mien-giam-hoc-phi.docx
@@ -4,30 +4,485 @@
   <w:body>
     <w:p>
       <w:pPr>
+        <w:spacing w:before="0" w:after="0"/>
         <w:jc w:val="center"/>
       </w:pPr>
       <w:r>
         <w:rPr>
+          <w:rFonts w:ascii="Times New Roman" w:hAnsi="Times New Roman"/>
+          <w:rFonts w:ascii="Times New Roman" w:hAnsi="Times New Roman"/>
           <w:b/>
+          <w:i w:val="0"/>
+          <w:sz w:val="26"/>
+          <w:u w:val="none"/>
+        </w:rPr>
+        <w:t>CỘNG HOÀ XÃ HỘI CHỦ NGHĨA VIỆT NAM</w:t>
+      </w:r>
+    </w:p>
+    <w:p>
+      <w:pPr>
+        <w:spacing w:before="0" w:after="40"/>
+        <w:jc w:val="center"/>
+      </w:pPr>
+      <w:r>
+        <w:rPr>
+          <w:rFonts w:ascii="Times New Roman" w:hAnsi="Times New Roman"/>
+          <w:rFonts w:ascii="Times New Roman" w:hAnsi="Times New Roman"/>
+          <w:b w:val="0"/>
+          <w:i w:val="0"/>
+          <w:sz w:val="24"/>
+          <w:u w:val="none"/>
+        </w:rPr>
+        <w:t>Độc lập - Tự do - Hạnh phúc</w:t>
+      </w:r>
+    </w:p>
+    <w:p>
+      <w:pPr>
+        <w:spacing w:before="0" w:after="200"/>
+        <w:jc w:val="center"/>
+      </w:pPr>
+      <w:r>
+        <w:t>─────────────────────</w:t>
+      </w:r>
+    </w:p>
+    <w:p>
+      <w:pPr>
+        <w:spacing w:before="0" w:after="40"/>
+        <w:jc w:val="center"/>
+      </w:pPr>
+      <w:r>
+        <w:rPr>
+          <w:rFonts w:ascii="Times New Roman" w:hAnsi="Times New Roman"/>
+          <w:rFonts w:ascii="Times New Roman" w:hAnsi="Times New Roman"/>
+          <w:b/>
+          <w:i w:val="0"/>
           <w:sz w:val="28"/>
+          <w:u w:val="none"/>
         </w:rPr>
         <w:t>ĐƠN ĐỀ NGHỊ MIỄN, GIẢM HỌC PHÍ</w:t>
       </w:r>
     </w:p>
     <w:p>
       <w:pPr>
+        <w:spacing w:before="0" w:after="280"/>
         <w:jc w:val="center"/>
       </w:pPr>
       <w:r>
         <w:rPr>
+          <w:rFonts w:ascii="Times New Roman" w:hAnsi="Times New Roman"/>
+          <w:rFonts w:ascii="Times New Roman" w:hAnsi="Times New Roman"/>
+          <w:b w:val="0"/>
           <w:i/>
-          <w:color w:val="444444"/>
-          <w:sz w:val="20"/>
+          <w:sz w:val="22"/>
+          <w:u w:val="none"/>
         </w:rPr>
-        <w:t>(Kèm theo Nghị định số 81/2021/NĐ-CP)</w:t>
+        <w:t>(Kèm theo Nghị định số 81/2021/NĐ-CP ngày 27/8/2021 của Chính phủ)</w:t>
       </w:r>
     </w:p>
-    <w:p/>
+    <w:p>
+      <w:pPr>
+        <w:spacing w:before="0" w:after="200"/>
+        <w:jc w:val="left"/>
+      </w:pPr>
+      <w:r>
+        <w:rPr>
+          <w:rFonts w:ascii="Times New Roman" w:hAnsi="Times New Roman"/>
+          <w:rFonts w:ascii="Times New Roman" w:hAnsi="Times New Roman"/>
+          <w:b w:val="0"/>
+          <w:i w:val="0"/>
+          <w:sz w:val="24"/>
+          <w:u w:val="none"/>
+        </w:rPr>
+        <w:t>Kính gửi: Ban Giám hiệu Trường .............................................</w:t>
+      </w:r>
+    </w:p>
+    <w:p>
+      <w:pPr>
+        <w:spacing w:before="0" w:after="80"/>
+        <w:jc w:val="left"/>
+      </w:pPr>
+      <w:r>
+        <w:rPr>
+          <w:rFonts w:ascii="Times New Roman" w:hAnsi="Times New Roman"/>
+          <w:rFonts w:ascii="Times New Roman" w:hAnsi="Times New Roman"/>
+          <w:b/>
+          <w:i w:val="0"/>
+          <w:sz w:val="24"/>
+          <w:u w:val="none"/>
+        </w:rPr>
+        <w:t>I. THÔNG TIN HỌC SINH/SINH VIÊN</w:t>
+      </w:r>
+    </w:p>
+    <w:p>
+      <w:pPr>
+        <w:spacing w:after="80"/>
+        <w:jc w:val="left"/>
+      </w:pPr>
+      <w:r>
+        <w:rPr>
+          <w:rFonts w:ascii="Times New Roman" w:hAnsi="Times New Roman"/>
+          <w:rFonts w:ascii="Times New Roman" w:hAnsi="Times New Roman"/>
+          <w:b w:val="0"/>
+          <w:i w:val="0"/>
+          <w:sz w:val="24"/>
+          <w:u w:val="none"/>
+        </w:rPr>
+        <w:t xml:space="preserve">Họ và tên học sinh/sinh viên: </w:t>
+      </w:r>
+      <w:r>
+        <w:rPr>
+          <w:rFonts w:ascii="Times New Roman" w:hAnsi="Times New Roman"/>
+          <w:rFonts w:ascii="Times New Roman" w:hAnsi="Times New Roman"/>
+          <w:b w:val="0"/>
+          <w:i w:val="0"/>
+          <w:sz w:val="24"/>
+          <w:u w:val="single"/>
+        </w:rPr>
+        <w:t>{{ho_ten_hoc_sinh}}</w:t>
+      </w:r>
+    </w:p>
+    <w:p>
+      <w:pPr>
+        <w:spacing w:after="80"/>
+        <w:jc w:val="left"/>
+      </w:pPr>
+      <w:r>
+        <w:rPr>
+          <w:rFonts w:ascii="Times New Roman" w:hAnsi="Times New Roman"/>
+          <w:rFonts w:ascii="Times New Roman" w:hAnsi="Times New Roman"/>
+          <w:b w:val="0"/>
+          <w:i w:val="0"/>
+          <w:sz w:val="24"/>
+          <w:u w:val="none"/>
+        </w:rPr>
+        <w:t xml:space="preserve">Ngày, tháng, năm sinh: </w:t>
+      </w:r>
+      <w:r>
+        <w:rPr>
+          <w:rFonts w:ascii="Times New Roman" w:hAnsi="Times New Roman"/>
+          <w:rFonts w:ascii="Times New Roman" w:hAnsi="Times New Roman"/>
+          <w:b w:val="0"/>
+          <w:i w:val="0"/>
+          <w:sz w:val="24"/>
+          <w:u w:val="single"/>
+        </w:rPr>
+        <w:t xml:space="preserve">{{ngay_sinh}}        </w:t>
+      </w:r>
+      <w:r>
+        <w:rPr>
+          <w:rFonts w:ascii="Times New Roman" w:hAnsi="Times New Roman"/>
+          <w:rFonts w:ascii="Times New Roman" w:hAnsi="Times New Roman"/>
+          <w:b w:val="0"/>
+          <w:i w:val="0"/>
+          <w:sz w:val="24"/>
+          <w:u w:val="none"/>
+        </w:rPr>
+        <w:t xml:space="preserve">Lớp/Khóa học: </w:t>
+      </w:r>
+      <w:r>
+        <w:rPr>
+          <w:rFonts w:ascii="Times New Roman" w:hAnsi="Times New Roman"/>
+          <w:rFonts w:ascii="Times New Roman" w:hAnsi="Times New Roman"/>
+          <w:b w:val="0"/>
+          <w:i w:val="0"/>
+          <w:sz w:val="24"/>
+          <w:u w:val="single"/>
+        </w:rPr>
+        <w:t>{{lop_khoa_hoc}}</w:t>
+      </w:r>
+    </w:p>
+    <w:p>
+      <w:pPr>
+        <w:spacing w:after="80"/>
+        <w:jc w:val="left"/>
+      </w:pPr>
+      <w:r>
+        <w:rPr>
+          <w:rFonts w:ascii="Times New Roman" w:hAnsi="Times New Roman"/>
+          <w:rFonts w:ascii="Times New Roman" w:hAnsi="Times New Roman"/>
+          <w:b w:val="0"/>
+          <w:i w:val="0"/>
+          <w:sz w:val="24"/>
+          <w:u w:val="none"/>
+        </w:rPr>
+        <w:t xml:space="preserve">Tên trường: </w:t>
+      </w:r>
+      <w:r>
+        <w:rPr>
+          <w:rFonts w:ascii="Times New Roman" w:hAnsi="Times New Roman"/>
+          <w:rFonts w:ascii="Times New Roman" w:hAnsi="Times New Roman"/>
+          <w:b w:val="0"/>
+          <w:i w:val="0"/>
+          <w:sz w:val="24"/>
+          <w:u w:val="single"/>
+        </w:rPr>
+        <w:t>{{ten_truong}}</w:t>
+      </w:r>
+    </w:p>
+    <w:p>
+      <w:pPr>
+        <w:spacing w:after="80"/>
+        <w:jc w:val="left"/>
+      </w:pPr>
+      <w:r>
+        <w:rPr>
+          <w:rFonts w:ascii="Times New Roman" w:hAnsi="Times New Roman"/>
+          <w:rFonts w:ascii="Times New Roman" w:hAnsi="Times New Roman"/>
+          <w:b w:val="0"/>
+          <w:i w:val="0"/>
+          <w:sz w:val="24"/>
+          <w:u w:val="none"/>
+        </w:rPr>
+        <w:t xml:space="preserve">Địa chỉ thường trú: </w:t>
+      </w:r>
+      <w:r>
+        <w:rPr>
+          <w:rFonts w:ascii="Times New Roman" w:hAnsi="Times New Roman"/>
+          <w:rFonts w:ascii="Times New Roman" w:hAnsi="Times New Roman"/>
+          <w:b w:val="0"/>
+          <w:i w:val="0"/>
+          <w:sz w:val="24"/>
+          <w:u w:val="single"/>
+        </w:rPr>
+        <w:t>{{dia_chi}}</w:t>
+      </w:r>
+    </w:p>
+    <w:p>
+      <w:pPr>
+        <w:spacing w:after="80"/>
+        <w:jc w:val="left"/>
+      </w:pPr>
+      <w:r>
+        <w:rPr>
+          <w:rFonts w:ascii="Times New Roman" w:hAnsi="Times New Roman"/>
+          <w:rFonts w:ascii="Times New Roman" w:hAnsi="Times New Roman"/>
+          <w:b w:val="0"/>
+          <w:i w:val="0"/>
+          <w:sz w:val="24"/>
+          <w:u w:val="none"/>
+        </w:rPr>
+        <w:t xml:space="preserve">Số điện thoại: </w:t>
+      </w:r>
+      <w:r>
+        <w:rPr>
+          <w:rFonts w:ascii="Times New Roman" w:hAnsi="Times New Roman"/>
+          <w:rFonts w:ascii="Times New Roman" w:hAnsi="Times New Roman"/>
+          <w:b w:val="0"/>
+          <w:i w:val="0"/>
+          <w:sz w:val="24"/>
+          <w:u w:val="single"/>
+        </w:rPr>
+        <w:t xml:space="preserve">{{so_dien_thoai}}        </w:t>
+      </w:r>
+      <w:r>
+        <w:rPr>
+          <w:rFonts w:ascii="Times New Roman" w:hAnsi="Times New Roman"/>
+          <w:rFonts w:ascii="Times New Roman" w:hAnsi="Times New Roman"/>
+          <w:b w:val="0"/>
+          <w:i w:val="0"/>
+          <w:sz w:val="24"/>
+          <w:u w:val="none"/>
+        </w:rPr>
+        <w:t xml:space="preserve">Năm học: </w:t>
+      </w:r>
+      <w:r>
+        <w:rPr>
+          <w:rFonts w:ascii="Times New Roman" w:hAnsi="Times New Roman"/>
+          <w:rFonts w:ascii="Times New Roman" w:hAnsi="Times New Roman"/>
+          <w:b w:val="0"/>
+          <w:i w:val="0"/>
+          <w:sz w:val="24"/>
+          <w:u w:val="single"/>
+        </w:rPr>
+        <w:t>{{nam_hoc}}</w:t>
+      </w:r>
+    </w:p>
+    <w:p>
+      <w:pPr>
+        <w:spacing w:before="0" w:after="80"/>
+        <w:jc w:val="left"/>
+      </w:pPr>
+    </w:p>
+    <w:p>
+      <w:pPr>
+        <w:spacing w:before="0" w:after="80"/>
+        <w:jc w:val="left"/>
+      </w:pPr>
+      <w:r>
+        <w:rPr>
+          <w:rFonts w:ascii="Times New Roman" w:hAnsi="Times New Roman"/>
+          <w:rFonts w:ascii="Times New Roman" w:hAnsi="Times New Roman"/>
+          <w:b/>
+          <w:i w:val="0"/>
+          <w:sz w:val="24"/>
+          <w:u w:val="none"/>
+        </w:rPr>
+        <w:t>II. THÔNG TIN PHỤ HUYNH</w:t>
+      </w:r>
+    </w:p>
+    <w:p>
+      <w:pPr>
+        <w:spacing w:after="80"/>
+        <w:jc w:val="left"/>
+      </w:pPr>
+      <w:r>
+        <w:rPr>
+          <w:rFonts w:ascii="Times New Roman" w:hAnsi="Times New Roman"/>
+          <w:rFonts w:ascii="Times New Roman" w:hAnsi="Times New Roman"/>
+          <w:b w:val="0"/>
+          <w:i w:val="0"/>
+          <w:sz w:val="24"/>
+          <w:u w:val="none"/>
+        </w:rPr>
+        <w:t xml:space="preserve">Họ và tên cha: </w:t>
+      </w:r>
+      <w:r>
+        <w:rPr>
+          <w:rFonts w:ascii="Times New Roman" w:hAnsi="Times New Roman"/>
+          <w:rFonts w:ascii="Times New Roman" w:hAnsi="Times New Roman"/>
+          <w:b w:val="0"/>
+          <w:i w:val="0"/>
+          <w:sz w:val="24"/>
+          <w:u w:val="single"/>
+        </w:rPr>
+        <w:t>{{ho_ten_cha}}</w:t>
+      </w:r>
+    </w:p>
+    <w:p>
+      <w:pPr>
+        <w:spacing w:after="80"/>
+        <w:jc w:val="left"/>
+      </w:pPr>
+      <w:r>
+        <w:rPr>
+          <w:rFonts w:ascii="Times New Roman" w:hAnsi="Times New Roman"/>
+          <w:rFonts w:ascii="Times New Roman" w:hAnsi="Times New Roman"/>
+          <w:b w:val="0"/>
+          <w:i w:val="0"/>
+          <w:sz w:val="24"/>
+          <w:u w:val="none"/>
+        </w:rPr>
+        <w:t xml:space="preserve">Họ và tên mẹ: </w:t>
+      </w:r>
+      <w:r>
+        <w:rPr>
+          <w:rFonts w:ascii="Times New Roman" w:hAnsi="Times New Roman"/>
+          <w:rFonts w:ascii="Times New Roman" w:hAnsi="Times New Roman"/>
+          <w:b w:val="0"/>
+          <w:i w:val="0"/>
+          <w:sz w:val="24"/>
+          <w:u w:val="single"/>
+        </w:rPr>
+        <w:t>{{ho_ten_me}}</w:t>
+      </w:r>
+    </w:p>
+    <w:p>
+      <w:pPr>
+        <w:spacing w:before="0" w:after="80"/>
+        <w:jc w:val="left"/>
+      </w:pPr>
+    </w:p>
+    <w:p>
+      <w:pPr>
+        <w:spacing w:before="0" w:after="80"/>
+        <w:jc w:val="left"/>
+      </w:pPr>
+      <w:r>
+        <w:rPr>
+          <w:rFonts w:ascii="Times New Roman" w:hAnsi="Times New Roman"/>
+          <w:rFonts w:ascii="Times New Roman" w:hAnsi="Times New Roman"/>
+          <w:b/>
+          <w:i w:val="0"/>
+          <w:sz w:val="24"/>
+          <w:u w:val="none"/>
+        </w:rPr>
+        <w:t>III. NỘI DUNG ĐỀ NGHỊ</w:t>
+      </w:r>
+    </w:p>
+    <w:p>
+      <w:pPr>
+        <w:spacing w:after="80"/>
+        <w:jc w:val="left"/>
+      </w:pPr>
+      <w:r>
+        <w:rPr>
+          <w:rFonts w:ascii="Times New Roman" w:hAnsi="Times New Roman"/>
+          <w:rFonts w:ascii="Times New Roman" w:hAnsi="Times New Roman"/>
+          <w:b w:val="0"/>
+          <w:i w:val="0"/>
+          <w:sz w:val="24"/>
+          <w:u w:val="none"/>
+        </w:rPr>
+        <w:t xml:space="preserve">Đối tượng miễn/giảm học phí: </w:t>
+      </w:r>
+      <w:r>
+        <w:rPr>
+          <w:rFonts w:ascii="Times New Roman" w:hAnsi="Times New Roman"/>
+          <w:rFonts w:ascii="Times New Roman" w:hAnsi="Times New Roman"/>
+          <w:b w:val="0"/>
+          <w:i w:val="0"/>
+          <w:sz w:val="24"/>
+          <w:u w:val="single"/>
+        </w:rPr>
+        <w:t>{{doi_tuong}}</w:t>
+      </w:r>
+    </w:p>
+    <w:p>
+      <w:pPr>
+        <w:spacing w:after="80"/>
+        <w:jc w:val="left"/>
+      </w:pPr>
+      <w:r>
+        <w:rPr>
+          <w:rFonts w:ascii="Times New Roman" w:hAnsi="Times New Roman"/>
+          <w:rFonts w:ascii="Times New Roman" w:hAnsi="Times New Roman"/>
+          <w:b w:val="0"/>
+          <w:i w:val="0"/>
+          <w:sz w:val="24"/>
+          <w:u w:val="none"/>
+        </w:rPr>
+        <w:t xml:space="preserve">Lý do đề nghị miễn/giảm: </w:t>
+      </w:r>
+      <w:r>
+        <w:rPr>
+          <w:rFonts w:ascii="Times New Roman" w:hAnsi="Times New Roman"/>
+          <w:rFonts w:ascii="Times New Roman" w:hAnsi="Times New Roman"/>
+          <w:b w:val="0"/>
+          <w:i w:val="0"/>
+          <w:sz w:val="24"/>
+          <w:u w:val="single"/>
+        </w:rPr>
+        <w:t>{{ly_do}}</w:t>
+      </w:r>
+    </w:p>
+    <w:p>
+      <w:pPr>
+        <w:spacing w:before="0" w:after="120"/>
+        <w:jc w:val="left"/>
+      </w:pPr>
+    </w:p>
+    <w:p>
+      <w:pPr>
+        <w:spacing w:after="120"/>
+      </w:pPr>
+      <w:r>
+        <w:rPr>
+          <w:rFonts w:ascii="Times New Roman" w:hAnsi="Times New Roman"/>
+          <w:rFonts w:ascii="Times New Roman" w:hAnsi="Times New Roman"/>
+          <w:b w:val="0"/>
+          <w:i w:val="0"/>
+          <w:sz w:val="24"/>
+          <w:u w:val="none"/>
+        </w:rPr>
+        <w:t>Tôi xin cam kết những nội dung khai trên đây là đúng sự thật. Kính đề nghị nhà trường xem xét, giải quyết.</w:t>
+      </w:r>
+    </w:p>
+    <w:p>
+      <w:pPr>
+        <w:spacing w:before="0" w:after="120"/>
+        <w:jc w:val="left"/>
+      </w:pPr>
+    </w:p>
     <w:tbl>
       <w:tblPr>
         <w:tblStyle w:val="TableGrid"/>
@@ -35,316 +490,147 @@
         <w:tblLook w:firstColumn="1" w:firstRow="1" w:lastColumn="0" w:lastRow="0" w:noHBand="0" w:noVBand="1" w:val="04A0"/>
       </w:tblPr>
       <w:tblGrid>
-        <w:gridCol w:w="3969"/>
-        <w:gridCol w:w="5669"/>
+        <w:gridCol w:w="4702"/>
+        <w:gridCol w:w="4702"/>
       </w:tblGrid>
       <w:tr>
         <w:tc>
           <w:tcPr>
             <w:tcW w:type="dxa" w:w="4702"/>
+            <w:tcBorders>
+              <w:top w:val="none"/>
+              <w:bottom w:val="none"/>
+              <w:left w:val="none"/>
+              <w:right w:val="none"/>
+            </w:tcBorders>
           </w:tcPr>
-          <w:p>
-            <w:r>
-              <w:rPr>
-                <w:b/>
-              </w:rPr>
-              <w:t>Thông tin</w:t>
-            </w:r>
-          </w:p>
+          <w:p/>
         </w:tc>
         <w:tc>
           <w:tcPr>
             <w:tcW w:type="dxa" w:w="4702"/>
+            <w:tcBorders>
+              <w:top w:val="none"/>
+              <w:bottom w:val="none"/>
+              <w:left w:val="none"/>
+              <w:right w:val="none"/>
+            </w:tcBorders>
           </w:tcPr>
           <w:p>
+            <w:pPr>
+              <w:jc w:val="center"/>
+            </w:pPr>
             <w:r>
               <w:rPr>
-                <w:b/>
+                <w:rFonts w:ascii="Times New Roman" w:hAnsi="Times New Roman"/>
+                <w:rFonts w:ascii="Times New Roman" w:hAnsi="Times New Roman"/>
+                <w:b w:val="0"/>
+                <w:i/>
+                <w:sz w:val="24"/>
+                <w:u w:val="none"/>
               </w:rPr>
-              <w:t>Giá trị (điền vào)</w:t>
+              <w:t>{{dia_diem}}, ngày {{ngay}} tháng {{thang}} năm {{nam}}</w:t>
             </w:r>
           </w:p>
-        </w:tc>
-      </w:tr>
-      <w:tr>
-        <w:tc>
-          <w:tcPr>
-            <w:tcW w:type="dxa" w:w="3969"/>
-          </w:tcPr>
           <w:p>
+            <w:pPr>
+              <w:jc w:val="center"/>
+            </w:pPr>
             <w:r>
-              <w:t>Họ và tên học sinh/sinh viên</w:t>
+              <w:rPr>
+                <w:rFonts w:ascii="Times New Roman" w:hAnsi="Times New Roman"/>
+                <w:rFonts w:ascii="Times New Roman" w:hAnsi="Times New Roman"/>
+                <w:b/>
+                <w:i w:val="0"/>
+                <w:sz w:val="24"/>
+                <w:u w:val="none"/>
+              </w:rPr>
+              <w:t>Người làm đơn</w:t>
             </w:r>
           </w:p>
-        </w:tc>
-        <w:tc>
-          <w:tcPr>
-            <w:tcW w:type="dxa" w:w="5669"/>
-          </w:tcPr>
           <w:p>
+            <w:pPr>
+              <w:jc w:val="center"/>
+            </w:pPr>
             <w:r>
+              <w:rPr>
+                <w:rFonts w:ascii="Times New Roman" w:hAnsi="Times New Roman"/>
+                <w:rFonts w:ascii="Times New Roman" w:hAnsi="Times New Roman"/>
+                <w:b w:val="0"/>
+                <w:i/>
+                <w:sz w:val="24"/>
+                <w:u w:val="none"/>
+              </w:rPr>
+              <w:t>(Ký, ghi rõ họ tên)</w:t>
+            </w:r>
+          </w:p>
+          <w:p>
+            <w:pPr>
+              <w:jc w:val="center"/>
+            </w:pPr>
+            <w:r>
+              <w:rPr>
+                <w:rFonts w:ascii="Times New Roman" w:hAnsi="Times New Roman"/>
+                <w:rFonts w:ascii="Times New Roman" w:hAnsi="Times New Roman"/>
+                <w:b w:val="0"/>
+                <w:i w:val="0"/>
+                <w:sz w:val="24"/>
+                <w:u w:val="none"/>
+              </w:rPr>
+            </w:r>
+          </w:p>
+          <w:p>
+            <w:pPr>
+              <w:jc w:val="center"/>
+            </w:pPr>
+            <w:r>
+              <w:rPr>
+                <w:rFonts w:ascii="Times New Roman" w:hAnsi="Times New Roman"/>
+                <w:rFonts w:ascii="Times New Roman" w:hAnsi="Times New Roman"/>
+                <w:b w:val="0"/>
+                <w:i w:val="0"/>
+                <w:sz w:val="24"/>
+                <w:u w:val="none"/>
+              </w:rPr>
+            </w:r>
+          </w:p>
+          <w:p>
+            <w:pPr>
+              <w:jc w:val="center"/>
+            </w:pPr>
+            <w:r>
+              <w:rPr>
+                <w:rFonts w:ascii="Times New Roman" w:hAnsi="Times New Roman"/>
+                <w:rFonts w:ascii="Times New Roman" w:hAnsi="Times New Roman"/>
+                <w:b w:val="0"/>
+                <w:i w:val="0"/>
+                <w:sz w:val="24"/>
+                <w:u w:val="none"/>
+              </w:rPr>
+            </w:r>
+          </w:p>
+          <w:p>
+            <w:pPr>
+              <w:jc w:val="center"/>
+            </w:pPr>
+            <w:r>
+              <w:rPr>
+                <w:rFonts w:ascii="Times New Roman" w:hAnsi="Times New Roman"/>
+                <w:rFonts w:ascii="Times New Roman" w:hAnsi="Times New Roman"/>
+                <w:b/>
+                <w:i w:val="0"/>
+                <w:sz w:val="24"/>
+                <w:u w:val="none"/>
+              </w:rPr>
               <w:t>{{ho_ten_hoc_sinh}}</w:t>
             </w:r>
           </w:p>
         </w:tc>
       </w:tr>
-      <w:tr>
-        <w:tc>
-          <w:tcPr>
-            <w:tcW w:type="dxa" w:w="3969"/>
-          </w:tcPr>
-          <w:p>
-            <w:r>
-              <w:t>Ngày tháng năm sinh</w:t>
-            </w:r>
-          </w:p>
-        </w:tc>
-        <w:tc>
-          <w:tcPr>
-            <w:tcW w:type="dxa" w:w="5669"/>
-          </w:tcPr>
-          <w:p>
-            <w:r>
-              <w:t>{{ngay_sinh}}</w:t>
-            </w:r>
-          </w:p>
-        </w:tc>
-      </w:tr>
-      <w:tr>
-        <w:tc>
-          <w:tcPr>
-            <w:tcW w:type="dxa" w:w="3969"/>
-          </w:tcPr>
-          <w:p>
-            <w:r>
-              <w:t>Lớp/Khóa học</w:t>
-            </w:r>
-          </w:p>
-        </w:tc>
-        <w:tc>
-          <w:tcPr>
-            <w:tcW w:type="dxa" w:w="5669"/>
-          </w:tcPr>
-          <w:p>
-            <w:r>
-              <w:t>{{lop_khoa_hoc}}</w:t>
-            </w:r>
-          </w:p>
-        </w:tc>
-      </w:tr>
-      <w:tr>
-        <w:tc>
-          <w:tcPr>
-            <w:tcW w:type="dxa" w:w="3969"/>
-          </w:tcPr>
-          <w:p>
-            <w:r>
-              <w:t>Tên trường</w:t>
-            </w:r>
-          </w:p>
-        </w:tc>
-        <w:tc>
-          <w:tcPr>
-            <w:tcW w:type="dxa" w:w="5669"/>
-          </w:tcPr>
-          <w:p>
-            <w:r>
-              <w:t>{{ten_truong}}</w:t>
-            </w:r>
-          </w:p>
-        </w:tc>
-      </w:tr>
-      <w:tr>
-        <w:tc>
-          <w:tcPr>
-            <w:tcW w:type="dxa" w:w="3969"/>
-          </w:tcPr>
-          <w:p>
-            <w:r>
-              <w:t>Họ và tên cha</w:t>
-            </w:r>
-          </w:p>
-        </w:tc>
-        <w:tc>
-          <w:tcPr>
-            <w:tcW w:type="dxa" w:w="5669"/>
-          </w:tcPr>
-          <w:p>
-            <w:r>
-              <w:t>{{ho_ten_cha}}</w:t>
-            </w:r>
-          </w:p>
-        </w:tc>
-      </w:tr>
-      <w:tr>
-        <w:tc>
-          <w:tcPr>
-            <w:tcW w:type="dxa" w:w="3969"/>
-          </w:tcPr>
-          <w:p>
-            <w:r>
-              <w:t>Họ và tên mẹ</w:t>
-            </w:r>
-          </w:p>
-        </w:tc>
-        <w:tc>
-          <w:tcPr>
-            <w:tcW w:type="dxa" w:w="5669"/>
-          </w:tcPr>
-          <w:p>
-            <w:r>
-              <w:t>{{ho_ten_me}}</w:t>
-            </w:r>
-          </w:p>
-        </w:tc>
-      </w:tr>
-      <w:tr>
-        <w:tc>
-          <w:tcPr>
-            <w:tcW w:type="dxa" w:w="3969"/>
-          </w:tcPr>
-          <w:p>
-            <w:r>
-              <w:t>Địa chỉ thường trú</w:t>
-            </w:r>
-          </w:p>
-        </w:tc>
-        <w:tc>
-          <w:tcPr>
-            <w:tcW w:type="dxa" w:w="5669"/>
-          </w:tcPr>
-          <w:p>
-            <w:r>
-              <w:t>{{dia_chi}}</w:t>
-            </w:r>
-          </w:p>
-        </w:tc>
-      </w:tr>
-      <w:tr>
-        <w:tc>
-          <w:tcPr>
-            <w:tcW w:type="dxa" w:w="3969"/>
-          </w:tcPr>
-          <w:p>
-            <w:r>
-              <w:t>Số điện thoại liên hệ</w:t>
-            </w:r>
-          </w:p>
-        </w:tc>
-        <w:tc>
-          <w:tcPr>
-            <w:tcW w:type="dxa" w:w="5669"/>
-          </w:tcPr>
-          <w:p>
-            <w:r>
-              <w:t>{{so_dien_thoai}}</w:t>
-            </w:r>
-          </w:p>
-        </w:tc>
-      </w:tr>
-      <w:tr>
-        <w:tc>
-          <w:tcPr>
-            <w:tcW w:type="dxa" w:w="3969"/>
-          </w:tcPr>
-          <w:p>
-            <w:r>
-              <w:t>Đối tượng miễn/giảm</w:t>
-            </w:r>
-          </w:p>
-        </w:tc>
-        <w:tc>
-          <w:tcPr>
-            <w:tcW w:type="dxa" w:w="5669"/>
-          </w:tcPr>
-          <w:p>
-            <w:r>
-              <w:t>{{doi_tuong}}</w:t>
-            </w:r>
-          </w:p>
-        </w:tc>
-      </w:tr>
-      <w:tr>
-        <w:tc>
-          <w:tcPr>
-            <w:tcW w:type="dxa" w:w="3969"/>
-          </w:tcPr>
-          <w:p>
-            <w:r>
-              <w:t>Lý do đề nghị miễn/giảm</w:t>
-            </w:r>
-          </w:p>
-        </w:tc>
-        <w:tc>
-          <w:tcPr>
-            <w:tcW w:type="dxa" w:w="5669"/>
-          </w:tcPr>
-          <w:p>
-            <w:r>
-              <w:t>{{ly_do}}</w:t>
-            </w:r>
-          </w:p>
-        </w:tc>
-      </w:tr>
-      <w:tr>
-        <w:tc>
-          <w:tcPr>
-            <w:tcW w:type="dxa" w:w="3969"/>
-          </w:tcPr>
-          <w:p>
-            <w:r>
-              <w:t>Năm học</w:t>
-            </w:r>
-          </w:p>
-        </w:tc>
-        <w:tc>
-          <w:tcPr>
-            <w:tcW w:type="dxa" w:w="5669"/>
-          </w:tcPr>
-          <w:p>
-            <w:r>
-              <w:t>{{nam_hoc}}</w:t>
-            </w:r>
-          </w:p>
-        </w:tc>
-      </w:tr>
-      <w:tr>
-        <w:tc>
-          <w:tcPr>
-            <w:tcW w:type="dxa" w:w="3969"/>
-          </w:tcPr>
-          <w:p>
-            <w:r>
-              <w:t>Ngày làm đơn</w:t>
-            </w:r>
-          </w:p>
-        </w:tc>
-        <w:tc>
-          <w:tcPr>
-            <w:tcW w:type="dxa" w:w="5669"/>
-          </w:tcPr>
-          <w:p>
-            <w:r>
-              <w:t>{{ngay_lam_don}}</w:t>
-            </w:r>
-          </w:p>
-        </w:tc>
-      </w:tr>
     </w:tbl>
-    <w:p/>
-    <w:p>
-      <w:pPr>
-        <w:jc w:val="right"/>
-      </w:pPr>
-      <w:r>
-        <w:t>Người khai</w:t>
-        <w:br/>
-        <w:t>(Ký, ghi rõ họ tên)</w:t>
-      </w:r>
-    </w:p>
     <w:sectPr>
       <w:pgSz w:w="12240" w:h="15840"/>
-      <w:pgMar w:top="1134" w:right="1134" w:bottom="1134" w:left="1701" w:header="720" w:footer="720" w:gutter="0"/>
+      <w:pgMar w:top="1417" w:right="1134" w:bottom="1417" w:left="1701" w:header="720" w:footer="720" w:gutter="0"/>
       <w:cols w:space="720"/>
       <w:docGrid w:linePitch="360"/>
     </w:sectPr>
